--- a/EnvConfigs.docx
+++ b/EnvConfigs.docx
@@ -3,173 +3,182 @@
 <w:document xmlns:wpc="http://schemas.microsoft.com/office/word/2010/wordprocessingCanvas" xmlns:cx="http://schemas.microsoft.com/office/drawing/2014/chartex" xmlns:cx1="http://schemas.microsoft.com/office/drawing/2015/9/8/chartex" xmlns:cx2="http://schemas.microsoft.com/office/drawing/2015/10/21/chartex" xmlns:cx3="http://schemas.microsoft.com/office/drawing/2016/5/9/chartex" xmlns:cx4="http://schemas.microsoft.com/office/drawing/2016/5/10/chartex" xmlns:cx5="http://schemas.microsoft.com/office/drawing/2016/5/11/chartex" xmlns:cx6="http://schemas.microsoft.com/office/drawing/2016/5/12/chartex" xmlns:cx7="http://schemas.microsoft.com/office/drawing/2016/5/13/chartex" xmlns:cx8="http://schemas.microsoft.com/office/drawing/2016/5/14/chartex" xmlns:mc="http://schemas.openxmlformats.org/markup-compatibility/2006" xmlns:aink="http://schemas.microsoft.com/office/drawing/2016/ink" xmlns:am3d="http://schemas.microsoft.com/office/drawing/2017/model3d" xmlns:o="urn:schemas-microsoft-com:office:office" xmlns:oel="http://schemas.microsoft.com/office/2019/extlst" xmlns:r="http://schemas.openxmlformats.org/officeDocument/2006/relationships" xmlns:m="http://schemas.openxmlformats.org/officeDocument/2006/math" xmlns:v="urn:schemas-microsoft-com:vml" xmlns:wp14="http://schemas.microsoft.com/office/word/2010/wordprocessingDrawing" xmlns:wp="http://schemas.openxmlformats.org/drawingml/2006/wordprocessingDrawing" xmlns:w10="urn:schemas-microsoft-com:office:word" xmlns:w="http://schemas.openxmlformats.org/wordprocessingml/2006/main" xmlns:w14="http://schemas.microsoft.com/office/word/2010/wordml" xmlns:w15="http://schemas.microsoft.com/office/word/2012/wordml" xmlns:w16cex="http://schemas.microsoft.com/office/word/2018/wordml/cex" xmlns:w16cid="http://schemas.microsoft.com/office/word/2016/wordml/cid" xmlns:w16="http://schemas.microsoft.com/office/word/2018/wordml" xmlns:w16du="http://schemas.microsoft.com/office/word/2023/wordml/word16du" xmlns:w16sdtdh="http://schemas.microsoft.com/office/word/2020/wordml/sdtdatahash" xmlns:w16sdtfl="http://schemas.microsoft.com/office/word/2024/wordml/sdtformatlock" xmlns:w16se="http://schemas.microsoft.com/office/word/2015/wordml/symex" xmlns:wpg="http://schemas.microsoft.com/office/word/2010/wordprocessingGroup" xmlns:wpi="http://schemas.microsoft.com/office/word/2010/wordprocessingInk" xmlns:wne="http://schemas.microsoft.com/office/word/2006/wordml" xmlns:wps="http://schemas.microsoft.com/office/word/2010/wordprocessingShape" mc:Ignorable="w14 w15 w16se w16cid w16 w16cex w16sdtdh w16sdtfl w16du wp14">
   <w:body>
     <w:p>
+      <w:pPr>
+        <w:rPr>
+          <w:rFonts w:ascii="Arial" w:hAnsi="Arial" w:cs="Arial"/>
+        </w:rPr>
+      </w:pPr>
       <w:proofErr w:type="spellStart"/>
       <w:r>
+        <w:rPr>
+          <w:rFonts w:ascii="Arial" w:hAnsi="Arial" w:cs="Arial"/>
+          <w:sz w:val="32"/>
+          <w:szCs w:val="32"/>
+        </w:rPr>
         <w:t>Aplications</w:t>
       </w:r>
       <w:proofErr w:type="spellEnd"/>
       <w:r>
+        <w:rPr>
+          <w:rFonts w:ascii="Arial" w:hAnsi="Arial" w:cs="Arial"/>
+          <w:sz w:val="32"/>
+          <w:szCs w:val="32"/>
+        </w:rPr>
         <w:t xml:space="preserve"> </w:t>
       </w:r>
       <w:proofErr w:type="spellStart"/>
       <w:r>
+        <w:rPr>
+          <w:rFonts w:ascii="Arial" w:hAnsi="Arial" w:cs="Arial"/>
+          <w:sz w:val="32"/>
+          <w:szCs w:val="32"/>
+        </w:rPr>
         <w:t>properties</w:t>
       </w:r>
       <w:proofErr w:type="spellEnd"/>
       <w:r>
+        <w:rPr>
+          <w:rFonts w:ascii="Arial" w:hAnsi="Arial" w:cs="Arial"/>
+        </w:rPr>
         <w:br/>
       </w:r>
       <w:r>
+        <w:rPr>
+          <w:rFonts w:ascii="Arial" w:hAnsi="Arial" w:cs="Arial"/>
+        </w:rPr>
         <w:br/>
         <w:t>Adicionar os elementos</w:t>
-      </w:r>
-      <w:r>
-        <w:br/>
-      </w:r>
-      <w:r>
-        <w:t>spring.mail.username=tccumcriqedmat@gmail.com</w:t>
-      </w:r>
-      <w:r>
-        <w:br/>
-      </w:r>
-      <w:proofErr w:type="spellStart"/>
-      <w:proofErr w:type="gramStart"/>
-      <w:r>
-        <w:t>spring.mail</w:t>
-      </w:r>
-      <w:proofErr w:type="gramEnd"/>
-      <w:r>
-        <w:t>.password</w:t>
-      </w:r>
-      <w:proofErr w:type="spellEnd"/>
-      <w:r>
-        <w:t>=</w:t>
-      </w:r>
-      <w:proofErr w:type="spellStart"/>
-      <w:r>
-        <w:t>bhgd</w:t>
-      </w:r>
-      <w:proofErr w:type="spellEnd"/>
-      <w:r>
-        <w:t xml:space="preserve"> </w:t>
-      </w:r>
-      <w:proofErr w:type="spellStart"/>
-      <w:r>
-        <w:t>vxqe</w:t>
-      </w:r>
-      <w:proofErr w:type="spellEnd"/>
-      <w:r>
-        <w:t xml:space="preserve"> </w:t>
-      </w:r>
-      <w:proofErr w:type="spellStart"/>
-      <w:r>
-        <w:t>rpiy</w:t>
-      </w:r>
-      <w:proofErr w:type="spellEnd"/>
-      <w:r>
-        <w:t xml:space="preserve"> </w:t>
-      </w:r>
-      <w:proofErr w:type="spellStart"/>
-      <w:r>
-        <w:t>vzyx</w:t>
-      </w:r>
-      <w:proofErr w:type="spellEnd"/>
-    </w:p>
-    <w:p/>
-    <w:p>
-      <w:pPr>
-        <w:rPr>
-          <w:lang w:val="en-US"/>
-        </w:rPr>
-      </w:pPr>
-      <w:r>
-        <w:rPr>
-          <w:lang w:val="en-US"/>
-        </w:rPr>
-        <w:t>UsuarioDAO.java</w:t>
       </w:r>
     </w:p>
     <w:p>
       <w:pPr>
         <w:rPr>
-          <w:lang w:val="en-US"/>
+          <w:rFonts w:ascii="Arial" w:hAnsi="Arial" w:cs="Arial"/>
         </w:rPr>
       </w:pPr>
       <w:r>
-        <w:t>Adicionar os elementos</w:t>
-      </w:r>
-      <w:r>
-        <w:rPr>
-          <w:lang w:val="en-US"/>
-        </w:rPr>
-        <w:br/>
-      </w:r>
-      <w:r>
-        <w:rPr>
-          <w:lang w:val="en-US"/>
-        </w:rPr>
-        <w:t xml:space="preserve">String </w:t>
-      </w:r>
-      <w:proofErr w:type="spellStart"/>
-      <w:r>
-        <w:rPr>
-          <w:lang w:val="en-US"/>
-        </w:rPr>
-        <w:t>url</w:t>
-      </w:r>
-      <w:proofErr w:type="spellEnd"/>
-      <w:r>
-        <w:rPr>
-          <w:lang w:val="en-US"/>
-        </w:rPr>
-        <w:t xml:space="preserve"> = "</w:t>
-      </w:r>
-      <w:proofErr w:type="spellStart"/>
-      <w:r>
-        <w:rPr>
-          <w:lang w:val="en-US"/>
-        </w:rPr>
-        <w:t>jdbc:mysql</w:t>
-      </w:r>
-      <w:proofErr w:type="spellEnd"/>
-      <w:r>
-        <w:rPr>
-          <w:lang w:val="en-US"/>
-        </w:rPr>
-        <w:t>://localhost:3306/</w:t>
-      </w:r>
-      <w:proofErr w:type="spellStart"/>
-      <w:r>
-        <w:rPr>
-          <w:lang w:val="en-US"/>
-        </w:rPr>
-        <w:t>cadastro</w:t>
-      </w:r>
-      <w:proofErr w:type="spellEnd"/>
-      <w:r>
-        <w:rPr>
-          <w:lang w:val="en-US"/>
-        </w:rPr>
-        <w:t>";</w:t>
-      </w:r>
-      <w:r>
-        <w:rPr>
-          <w:lang w:val="en-US"/>
-        </w:rPr>
-        <w:br/>
-        <w:t>String user = "root";</w:t>
-      </w:r>
-      <w:r>
-        <w:rPr>
-          <w:lang w:val="en-US"/>
-        </w:rPr>
-        <w:br/>
-        <w:t>String password = "72B4688B321DBD81718EC88A9BDCBCFD";</w:t>
+        <w:rPr>
+          <w:rFonts w:ascii="Arial" w:hAnsi="Arial" w:cs="Arial"/>
+        </w:rPr>
+        <w:t>Variáveis de ambiente no CMD:</w:t>
       </w:r>
     </w:p>
     <w:p>
       <w:pPr>
         <w:rPr>
+          <w:rFonts w:ascii="Arial" w:hAnsi="Arial" w:cs="Arial"/>
+          <w:lang w:val="en-US"/>
+        </w:rPr>
+      </w:pPr>
+      <w:proofErr w:type="spellStart"/>
+      <w:r>
+        <w:rPr>
+          <w:rFonts w:ascii="Arial" w:hAnsi="Arial" w:cs="Arial"/>
+          <w:lang w:val="en-US"/>
+        </w:rPr>
+        <w:t>setx</w:t>
+      </w:r>
+      <w:proofErr w:type="spellEnd"/>
+      <w:r>
+        <w:rPr>
+          <w:rFonts w:ascii="Arial" w:hAnsi="Arial" w:cs="Arial"/>
+          <w:lang w:val="en-US"/>
+        </w:rPr>
+        <w:t xml:space="preserve"> MAIL_USERNAME "tccumcriqedmat@gmail.com"</w:t>
+      </w:r>
+    </w:p>
+    <w:p>
+      <w:pPr>
+        <w:rPr>
+          <w:rFonts w:ascii="Arial" w:hAnsi="Arial" w:cs="Arial"/>
+          <w:lang w:val="en-US"/>
+        </w:rPr>
+      </w:pPr>
+      <w:proofErr w:type="spellStart"/>
+      <w:r>
+        <w:rPr>
+          <w:rFonts w:ascii="Arial" w:hAnsi="Arial" w:cs="Arial"/>
+          <w:lang w:val="en-US"/>
+        </w:rPr>
+        <w:t>setx</w:t>
+      </w:r>
+      <w:proofErr w:type="spellEnd"/>
+      <w:r>
+        <w:rPr>
+          <w:rFonts w:ascii="Arial" w:hAnsi="Arial" w:cs="Arial"/>
+          <w:lang w:val="en-US"/>
+        </w:rPr>
+        <w:t xml:space="preserve"> MAIL_PASSWORD "</w:t>
+      </w:r>
+      <w:proofErr w:type="spellStart"/>
+      <w:r>
+        <w:rPr>
+          <w:rFonts w:ascii="Arial" w:hAnsi="Arial" w:cs="Arial"/>
+          <w:lang w:val="en-US"/>
+        </w:rPr>
+        <w:t>bhgd</w:t>
+      </w:r>
+      <w:proofErr w:type="spellEnd"/>
+      <w:r>
+        <w:rPr>
+          <w:rFonts w:ascii="Arial" w:hAnsi="Arial" w:cs="Arial"/>
+          <w:lang w:val="en-US"/>
+        </w:rPr>
+        <w:t xml:space="preserve"> </w:t>
+      </w:r>
+      <w:proofErr w:type="spellStart"/>
+      <w:r>
+        <w:rPr>
+          <w:rFonts w:ascii="Arial" w:hAnsi="Arial" w:cs="Arial"/>
+          <w:lang w:val="en-US"/>
+        </w:rPr>
+        <w:t>vxqe</w:t>
+      </w:r>
+      <w:proofErr w:type="spellEnd"/>
+      <w:r>
+        <w:rPr>
+          <w:rFonts w:ascii="Arial" w:hAnsi="Arial" w:cs="Arial"/>
+          <w:lang w:val="en-US"/>
+        </w:rPr>
+        <w:t xml:space="preserve"> </w:t>
+      </w:r>
+      <w:proofErr w:type="spellStart"/>
+      <w:r>
+        <w:rPr>
+          <w:rFonts w:ascii="Arial" w:hAnsi="Arial" w:cs="Arial"/>
+          <w:lang w:val="en-US"/>
+        </w:rPr>
+        <w:t>rpiy</w:t>
+      </w:r>
+      <w:proofErr w:type="spellEnd"/>
+      <w:r>
+        <w:rPr>
+          <w:rFonts w:ascii="Arial" w:hAnsi="Arial" w:cs="Arial"/>
+          <w:lang w:val="en-US"/>
+        </w:rPr>
+        <w:t xml:space="preserve"> </w:t>
+      </w:r>
+      <w:proofErr w:type="spellStart"/>
+      <w:r>
+        <w:rPr>
+          <w:rFonts w:ascii="Arial" w:hAnsi="Arial" w:cs="Arial"/>
+          <w:lang w:val="en-US"/>
+        </w:rPr>
+        <w:t>vzyx</w:t>
+      </w:r>
+      <w:proofErr w:type="spellEnd"/>
+      <w:r>
+        <w:rPr>
+          <w:rFonts w:ascii="Arial" w:hAnsi="Arial" w:cs="Arial"/>
+          <w:lang w:val="en-US"/>
+        </w:rPr>
+        <w:t>"</w:t>
+      </w:r>
+    </w:p>
+    <w:p>
+      <w:pPr>
+        <w:rPr>
+          <w:rFonts w:ascii="Arial" w:hAnsi="Arial" w:cs="Arial"/>
           <w:lang w:val="en-US"/>
         </w:rPr>
       </w:pPr>
@@ -177,10 +186,124 @@
     <w:p>
       <w:pPr>
         <w:rPr>
-          <w:lang w:val="en-US"/>
+          <w:rFonts w:ascii="Arial" w:hAnsi="Arial" w:cs="Arial"/>
+        </w:rPr>
+      </w:pPr>
+      <w:r>
+        <w:rPr>
+          <w:rFonts w:ascii="Arial" w:hAnsi="Arial" w:cs="Arial"/>
+          <w:sz w:val="32"/>
+          <w:szCs w:val="32"/>
+        </w:rPr>
+        <w:t>Configurações para HTTPS</w:t>
+      </w:r>
+      <w:r>
+        <w:rPr>
+          <w:rFonts w:ascii="Arial" w:hAnsi="Arial" w:cs="Arial"/>
+        </w:rPr>
+        <w:br/>
+      </w:r>
+      <w:proofErr w:type="spellStart"/>
+      <w:r>
+        <w:rPr>
+          <w:rFonts w:ascii="Arial" w:hAnsi="Arial" w:cs="Arial"/>
+        </w:rPr>
+        <w:t>setx</w:t>
+      </w:r>
+      <w:proofErr w:type="spellEnd"/>
+      <w:r>
+        <w:rPr>
+          <w:rFonts w:ascii="Arial" w:hAnsi="Arial" w:cs="Arial"/>
+        </w:rPr>
+        <w:t xml:space="preserve"> KEYSTORE_PASSWORD tcc123</w:t>
+      </w:r>
+    </w:p>
+    <w:p>
+      <w:pPr>
+        <w:rPr>
+          <w:rFonts w:ascii="Arial" w:hAnsi="Arial" w:cs="Arial"/>
         </w:rPr>
       </w:pPr>
     </w:p>
+    <w:p>
+      <w:pPr>
+        <w:rPr>
+          <w:rFonts w:ascii="Arial" w:hAnsi="Arial" w:cs="Arial"/>
+          <w:sz w:val="32"/>
+          <w:szCs w:val="32"/>
+        </w:rPr>
+      </w:pPr>
+      <w:r>
+        <w:rPr>
+          <w:rFonts w:ascii="Arial" w:hAnsi="Arial" w:cs="Arial"/>
+          <w:sz w:val="32"/>
+          <w:szCs w:val="32"/>
+        </w:rPr>
+        <w:t>UsuarioDAO.java</w:t>
+      </w:r>
+    </w:p>
+    <w:p>
+      <w:pPr>
+        <w:rPr>
+          <w:rFonts w:ascii="Arial" w:hAnsi="Arial" w:cs="Arial"/>
+        </w:rPr>
+      </w:pPr>
+      <w:proofErr w:type="spellStart"/>
+      <w:r>
+        <w:rPr>
+          <w:rFonts w:ascii="Arial" w:hAnsi="Arial" w:cs="Arial"/>
+        </w:rPr>
+        <w:t>setx</w:t>
+      </w:r>
+      <w:proofErr w:type="spellEnd"/>
+      <w:r>
+        <w:rPr>
+          <w:rFonts w:ascii="Arial" w:hAnsi="Arial" w:cs="Arial"/>
+        </w:rPr>
+        <w:t xml:space="preserve"> DB_US</w:t>
+      </w:r>
+      <w:r>
+        <w:rPr>
+          <w:rFonts w:ascii="Arial" w:hAnsi="Arial" w:cs="Arial"/>
+        </w:rPr>
+        <w:t>UARIO</w:t>
+      </w:r>
+      <w:r>
+        <w:rPr>
+          <w:rFonts w:ascii="Arial" w:hAnsi="Arial" w:cs="Arial"/>
+        </w:rPr>
+        <w:t xml:space="preserve"> root</w:t>
+      </w:r>
+    </w:p>
+    <w:p>
+      <w:proofErr w:type="spellStart"/>
+      <w:r>
+        <w:rPr>
+          <w:rFonts w:ascii="Arial" w:hAnsi="Arial" w:cs="Arial"/>
+        </w:rPr>
+        <w:t>setx</w:t>
+      </w:r>
+      <w:proofErr w:type="spellEnd"/>
+      <w:r>
+        <w:rPr>
+          <w:rFonts w:ascii="Arial" w:hAnsi="Arial" w:cs="Arial"/>
+        </w:rPr>
+        <w:t xml:space="preserve"> DB_</w:t>
+      </w:r>
+      <w:r>
+        <w:rPr>
+          <w:rFonts w:ascii="Arial" w:hAnsi="Arial" w:cs="Arial"/>
+        </w:rPr>
+        <w:t>SENHA</w:t>
+      </w:r>
+      <w:r>
+        <w:rPr>
+          <w:rFonts w:ascii="Arial" w:hAnsi="Arial" w:cs="Arial"/>
+        </w:rPr>
+        <w:t xml:space="preserve"> 72B4688B321DBD81718EC88A9BDCBCFD</w:t>
+      </w:r>
+    </w:p>
+    <w:p/>
     <w:sectPr>
       <w:pgSz w:w="11906" w:h="16838"/>
       <w:pgMar w:top="1417" w:right="1701" w:bottom="1417" w:left="1701" w:header="708" w:footer="708" w:gutter="0"/>
@@ -1137,6 +1260,29 @@
       <w:szCs w:val="20"/>
     </w:rPr>
   </w:style>
+  <w:style w:type="character" w:styleId="Hyperlink">
+    <w:name w:val="Hyperlink"/>
+    <w:basedOn w:val="Fontepargpadro"/>
+    <w:uiPriority w:val="99"/>
+    <w:unhideWhenUsed/>
+    <w:rsid w:val="00353D1D"/>
+    <w:rPr>
+      <w:color w:val="467886" w:themeColor="hyperlink"/>
+      <w:u w:val="single"/>
+    </w:rPr>
+  </w:style>
+  <w:style w:type="character" w:styleId="MenoPendente">
+    <w:name w:val="Unresolved Mention"/>
+    <w:basedOn w:val="Fontepargpadro"/>
+    <w:uiPriority w:val="99"/>
+    <w:semiHidden/>
+    <w:unhideWhenUsed/>
+    <w:rsid w:val="00353D1D"/>
+    <w:rPr>
+      <w:color w:val="605E5C"/>
+      <w:shd w:val="clear" w:color="auto" w:fill="E1DFDD"/>
+    </w:rPr>
+  </w:style>
 </w:styles>
 </file>
 
